--- a/CLIENT_SETUP_AI_LABS_SAMPLES.docx
+++ b/CLIENT_SETUP_AI_LABS_SAMPLES.docx
@@ -67,7 +67,6 @@
     <w:p>
       <w:pPr>
         <w:pStyle w:val="ListBullet"/>
-        <w:ind w:left="720"/>
       </w:pPr>
       <w:r>
         <w:rPr>
@@ -98,7 +97,6 @@
     </w:p>
     <w:p>
       <w:pPr>
-        <w:spacing w:before="80" w:after="80"/>
         <w:ind w:left="216"/>
         <w:shd w:fill="F3F4F6" w:val="clear"/>
       </w:pPr>
@@ -150,7 +148,6 @@
     </w:p>
     <w:p>
       <w:pPr>
-        <w:spacing w:before="80" w:after="80"/>
         <w:ind w:left="216"/>
         <w:shd w:fill="F3F4F6" w:val="clear"/>
       </w:pPr>
@@ -172,7 +169,6 @@
     </w:p>
     <w:p>
       <w:pPr>
-        <w:spacing w:before="80" w:after="80"/>
         <w:ind w:left="216"/>
         <w:shd w:fill="F3F4F6" w:val="clear"/>
       </w:pPr>
@@ -186,7 +182,6 @@
     </w:p>
     <w:p>
       <w:pPr>
-        <w:spacing w:before="80" w:after="80"/>
         <w:ind w:left="216"/>
         <w:shd w:fill="F3F4F6" w:val="clear"/>
       </w:pPr>
@@ -195,12 +190,11 @@
           <w:rFonts w:ascii="Consolas" w:hAnsi="Consolas"/>
           <w:sz w:val="18"/>
         </w:rPr>
-        <w:t>git clone https://github.com/data927/inventory-segmentor.git</w:t>
+        <w:t>git clone https://github.com/data927/inventory-samples.git</w:t>
       </w:r>
     </w:p>
     <w:p>
       <w:pPr>
-        <w:spacing w:before="80" w:after="80"/>
         <w:ind w:left="216"/>
         <w:shd w:fill="F3F4F6" w:val="clear"/>
       </w:pPr>
@@ -209,12 +203,11 @@
           <w:rFonts w:ascii="Consolas" w:hAnsi="Consolas"/>
           <w:sz w:val="18"/>
         </w:rPr>
-        <w:t>cd inventory-segmentor</w:t>
+        <w:t>cd inventory-samples</w:t>
       </w:r>
     </w:p>
     <w:p>
       <w:pPr>
-        <w:spacing w:before="80" w:after="80"/>
         <w:ind w:left="216"/>
         <w:shd w:fill="F3F4F6" w:val="clear"/>
       </w:pPr>
@@ -249,7 +242,6 @@
     </w:p>
     <w:p>
       <w:pPr>
-        <w:spacing w:before="80" w:after="80"/>
         <w:ind w:left="216"/>
         <w:shd w:fill="F3F4F6" w:val="clear"/>
       </w:pPr>
@@ -268,7 +260,6 @@
     </w:p>
     <w:p>
       <w:pPr>
-        <w:spacing w:before="80" w:after="80"/>
         <w:ind w:left="216"/>
         <w:shd w:fill="F3F4F6" w:val="clear"/>
       </w:pPr>
@@ -295,7 +286,6 @@
     </w:p>
     <w:p>
       <w:pPr>
-        <w:spacing w:before="80" w:after="80"/>
         <w:ind w:left="216"/>
         <w:shd w:fill="F3F4F6" w:val="clear"/>
       </w:pPr>
@@ -314,7 +304,6 @@
     </w:p>
     <w:p>
       <w:pPr>
-        <w:spacing w:before="80" w:after="80"/>
         <w:ind w:left="216"/>
         <w:shd w:fill="F3F4F6" w:val="clear"/>
       </w:pPr>
@@ -351,7 +340,6 @@
     </w:p>
     <w:p>
       <w:pPr>
-        <w:spacing w:before="80" w:after="80"/>
         <w:ind w:left="216"/>
         <w:shd w:fill="F3F4F6" w:val="clear"/>
       </w:pPr>
@@ -368,17 +356,25 @@
         <w:pStyle w:val="Heading1"/>
       </w:pPr>
       <w:r>
-        <w:t>Local dump — email-named subfolders (no Google needed)</w:t>
+        <w:t>Local dump — any parent folder (no Google needed)</w:t>
       </w:r>
     </w:p>
     <w:p>
       <w:r>
-        <w:t>Use this when the dump is already on disk:</w:t>
+        <w:t xml:space="preserve">Point at any parent folder. </w:t>
+      </w:r>
+      <w:r>
+        <w:rPr>
+          <w:b/>
+        </w:rPr>
+        <w:t>Every immediate subfolder</w:t>
+      </w:r>
+      <w:r>
+        <w:t xml:space="preserve"> is processed — names do not matter.</w:t>
       </w:r>
     </w:p>
     <w:p>
       <w:pPr>
-        <w:spacing w:before="80" w:after="80"/>
         <w:ind w:left="216"/>
         <w:shd w:fill="F3F4F6" w:val="clear"/>
       </w:pPr>
@@ -389,25 +385,34 @@
         </w:rPr>
         <w:t>/path/to/main/</w:t>
         <w:br/>
-        <w:t xml:space="preserve">  alice@company.com/</w:t>
+        <w:t xml:space="preserve">  Folder A/</w:t>
         <w:br/>
-        <w:t xml:space="preserve">  bob@company.com/</w:t>
+        <w:t xml:space="preserve">  Folder B/</w:t>
         <w:br/>
         <w:t xml:space="preserve">  ...</w:t>
       </w:r>
     </w:p>
     <w:p>
       <w:r>
-        <w:t xml:space="preserve">Skips Parts 3–8. Copies the </w:t>
+        <w:t xml:space="preserve">Skips Parts 3–8. Rounds of </w:t>
       </w:r>
       <w:r>
         <w:rPr>
           <w:b/>
         </w:rPr>
-        <w:t>first 1000 files</w:t>
-      </w:r>
-      <w:r>
-        <w:t xml:space="preserve"> in each email folder (whatever comes first — no size ranking) onto the </w:t>
+        <w:t>1000 files per subfolder</w:t>
+      </w:r>
+      <w:r>
+        <w:t xml:space="preserve"> until </w:t>
+      </w:r>
+      <w:r>
+        <w:rPr>
+          <w:b/>
+        </w:rPr>
+        <w:t>15GB</w:t>
+      </w:r>
+      <w:r>
+        <w:t xml:space="preserve"> overall is reached. Copies onto the </w:t>
       </w:r>
       <w:r>
         <w:rPr>
@@ -421,6 +426,18 @@
     </w:p>
     <w:p>
       <w:r>
+        <w:t xml:space="preserve">Full local-only guide: </w:t>
+      </w:r>
+      <w:r>
+        <w:rPr>
+          <w:rFonts w:ascii="Consolas" w:hAnsi="Consolas"/>
+          <w:sz w:val="20"/>
+        </w:rPr>
+        <w:t>CLIENT_SETUP_AI_LABS_SAMPLES_LOCAL.docx</w:t>
+      </w:r>
+    </w:p>
+    <w:p>
+      <w:r>
         <w:rPr>
           <w:b/>
         </w:rPr>
@@ -429,12 +446,11 @@
     </w:p>
     <w:p>
       <w:r>
-        <w:t>Mac / Linux — replace the path with your main folder:</w:t>
+        <w:t>Mac / Linux:</w:t>
       </w:r>
     </w:p>
     <w:p>
       <w:pPr>
-        <w:spacing w:before="80" w:after="80"/>
         <w:ind w:left="216"/>
         <w:shd w:fill="F3F4F6" w:val="clear"/>
       </w:pPr>
@@ -453,7 +469,6 @@
     </w:p>
     <w:p>
       <w:pPr>
-        <w:spacing w:before="80" w:after="80"/>
         <w:ind w:left="216"/>
         <w:shd w:fill="F3F4F6" w:val="clear"/>
       </w:pPr>
@@ -472,7 +487,6 @@
     </w:p>
     <w:p>
       <w:pPr>
-        <w:spacing w:before="80" w:after="80"/>
         <w:ind w:left="216"/>
         <w:shd w:fill="F3F4F6" w:val="clear"/>
       </w:pPr>
@@ -483,9 +497,9 @@
         </w:rPr>
         <w:t>Desktop/AI Labs Sample Set (YYYY-MM-DD)/</w:t>
         <w:br/>
-        <w:t xml:space="preserve">  alice@company.com/</w:t>
+        <w:t xml:space="preserve">  Folder A/</w:t>
         <w:br/>
-        <w:t xml:space="preserve">  bob@company.com/</w:t>
+        <w:t xml:space="preserve">  Folder B/</w:t>
       </w:r>
     </w:p>
     <w:p>
@@ -498,7 +512,6 @@
     </w:p>
     <w:p>
       <w:pPr>
-        <w:spacing w:before="80" w:after="80"/>
         <w:ind w:left="216"/>
         <w:shd w:fill="F3F4F6" w:val="clear"/>
       </w:pPr>
@@ -507,14 +520,19 @@
           <w:rFonts w:ascii="Consolas" w:hAnsi="Consolas"/>
           <w:sz w:val="18"/>
         </w:rPr>
-        <w:t># Different per-folder limit</w:t>
+        <w:t># Files per folder per round (default 1000; rounds repeat until 15GB)</w:t>
         <w:br/>
         <w:t>python tools/build_quality_sample_local.py --root ~/Downloads/company-dump --limit 1000</w:t>
         <w:br/>
         <w:br/>
-        <w:t># Specific accounts only</w:t>
+        <w:t># Overall byte cap (default 15GB)</w:t>
         <w:br/>
-        <w:t>python tools/build_quality_sample_local.py --root ~/Downloads/company-dump --users alice@company.com bob@company.com</w:t>
+        <w:t>python tools/build_quality_sample_local.py --root ~/Downloads/company-dump --cap-gb 15</w:t>
+        <w:br/>
+        <w:br/>
+        <w:t># Specific subfolders only</w:t>
+        <w:br/>
+        <w:t>python tools/build_quality_sample_local.py --root ~/Downloads/company-dump --only "Folder A" "Folder B"</w:t>
         <w:br/>
         <w:br/>
         <w:t># Explicit destination path</w:t>
@@ -636,7 +654,6 @@
     <w:p>
       <w:pPr>
         <w:pStyle w:val="ListBullet"/>
-        <w:ind w:left="720"/>
       </w:pPr>
       <w:r>
         <w:t xml:space="preserve">Enable </w:t>
@@ -651,7 +668,6 @@
     <w:p>
       <w:pPr>
         <w:pStyle w:val="ListBullet"/>
-        <w:ind w:left="720"/>
       </w:pPr>
       <w:r>
         <w:t xml:space="preserve">Enable </w:t>
@@ -692,7 +708,6 @@
     <w:p>
       <w:pPr>
         <w:pStyle w:val="ListBullet"/>
-        <w:ind w:left="720"/>
       </w:pPr>
       <w:r>
         <w:t xml:space="preserve">User type: </w:t>
@@ -725,7 +740,6 @@
     <w:p>
       <w:pPr>
         <w:pStyle w:val="ListBullet"/>
-        <w:ind w:left="720"/>
       </w:pPr>
       <w:r>
         <w:t xml:space="preserve">Fill </w:t>
@@ -767,7 +781,6 @@
     <w:p>
       <w:pPr>
         <w:pStyle w:val="ListBullet"/>
-        <w:ind w:left="720"/>
       </w:pPr>
       <w:r>
         <w:rPr>
@@ -791,7 +804,6 @@
     <w:p>
       <w:pPr>
         <w:pStyle w:val="ListBullet"/>
-        <w:ind w:left="720"/>
       </w:pPr>
       <w:r>
         <w:rPr>
@@ -804,7 +816,6 @@
     <w:p>
       <w:pPr>
         <w:pStyle w:val="ListBullet"/>
-        <w:ind w:left="720"/>
       </w:pPr>
       <w:r>
         <w:rPr>
@@ -820,7 +831,6 @@
     <w:p>
       <w:pPr>
         <w:pStyle w:val="ListBullet"/>
-        <w:ind w:left="720"/>
       </w:pPr>
       <w:r>
         <w:t xml:space="preserve">→ </w:t>
@@ -844,7 +854,6 @@
     <w:p>
       <w:pPr>
         <w:pStyle w:val="ListBullet"/>
-        <w:ind w:left="720"/>
       </w:pPr>
       <w:r>
         <w:rPr>
@@ -924,7 +933,6 @@
     <w:p>
       <w:pPr>
         <w:pStyle w:val="ListBullet"/>
-        <w:ind w:left="720"/>
       </w:pPr>
       <w:r>
         <w:t xml:space="preserve">Application type: </w:t>
@@ -939,7 +947,6 @@
     <w:p>
       <w:pPr>
         <w:pStyle w:val="ListBullet"/>
-        <w:ind w:left="720"/>
       </w:pPr>
       <w:r>
         <w:t xml:space="preserve">Name → </w:t>
@@ -988,7 +995,6 @@
     </w:p>
     <w:p>
       <w:pPr>
-        <w:spacing w:before="80" w:after="80"/>
         <w:ind w:left="216"/>
         <w:shd w:fill="F3F4F6" w:val="clear"/>
       </w:pPr>
@@ -1057,7 +1063,6 @@
     <w:p>
       <w:pPr>
         <w:pStyle w:val="ListBullet"/>
-        <w:ind w:left="720"/>
       </w:pPr>
       <w:r>
         <w:t xml:space="preserve">Mac: </w:t>
@@ -1073,7 +1078,6 @@
     <w:p>
       <w:pPr>
         <w:pStyle w:val="ListBullet"/>
-        <w:ind w:left="720"/>
       </w:pPr>
       <w:r>
         <w:t xml:space="preserve">Windows: </w:t>
@@ -1377,7 +1381,6 @@
     </w:p>
     <w:p>
       <w:pPr>
-        <w:spacing w:before="80" w:after="80"/>
         <w:ind w:left="216"/>
         <w:shd w:fill="F3F4F6" w:val="clear"/>
       </w:pPr>
@@ -1655,7 +1658,6 @@
     </w:p>
     <w:p>
       <w:pPr>
-        <w:spacing w:before="80" w:after="80"/>
         <w:ind w:left="216"/>
         <w:shd w:fill="F3F4F6" w:val="clear"/>
       </w:pPr>
@@ -1701,7 +1703,6 @@
     </w:p>
     <w:p>
       <w:pPr>
-        <w:spacing w:before="80" w:after="80"/>
         <w:ind w:left="216"/>
         <w:shd w:fill="F3F4F6" w:val="clear"/>
       </w:pPr>
@@ -1758,7 +1759,6 @@
     </w:p>
     <w:p>
       <w:pPr>
-        <w:spacing w:before="80" w:after="80"/>
         <w:ind w:left="216"/>
         <w:shd w:fill="F3F4F6" w:val="clear"/>
       </w:pPr>
@@ -1784,7 +1784,6 @@
     </w:p>
     <w:p>
       <w:pPr>
-        <w:spacing w:before="80" w:after="80"/>
         <w:ind w:left="216"/>
         <w:shd w:fill="F3F4F6" w:val="clear"/>
       </w:pPr>
@@ -1812,7 +1811,6 @@
     </w:p>
     <w:p>
       <w:pPr>
-        <w:spacing w:before="80" w:after="80"/>
         <w:ind w:left="216"/>
         <w:shd w:fill="F3F4F6" w:val="clear"/>
       </w:pPr>
@@ -1840,7 +1838,6 @@
     </w:p>
     <w:p>
       <w:pPr>
-        <w:spacing w:before="80" w:after="80"/>
         <w:ind w:left="216"/>
         <w:shd w:fill="F3F4F6" w:val="clear"/>
       </w:pPr>
@@ -1868,7 +1865,6 @@
     </w:p>
     <w:p>
       <w:pPr>
-        <w:spacing w:before="80" w:after="80"/>
         <w:ind w:left="216"/>
         <w:shd w:fill="F3F4F6" w:val="clear"/>
       </w:pPr>
@@ -1909,7 +1905,6 @@
     </w:p>
     <w:p>
       <w:pPr>
-        <w:spacing w:before="80" w:after="80"/>
         <w:ind w:left="216"/>
         <w:shd w:fill="F3F4F6" w:val="clear"/>
       </w:pPr>
@@ -2911,7 +2906,6 @@
     </w:p>
     <w:p>
       <w:pPr>
-        <w:spacing w:before="80" w:after="80"/>
         <w:ind w:left="216"/>
         <w:shd w:fill="F3F4F6" w:val="clear"/>
       </w:pPr>
@@ -2920,7 +2914,7 @@
           <w:rFonts w:ascii="Consolas" w:hAnsi="Consolas"/>
           <w:sz w:val="18"/>
         </w:rPr>
-        <w:t>cd ~/inventory-segmentor</w:t>
+        <w:t>cd ~/inventory-samples</w:t>
         <w:br/>
         <w:t>source .venv/bin/activate</w:t>
       </w:r>
@@ -2932,7 +2926,6 @@
     </w:p>
     <w:p>
       <w:pPr>
-        <w:spacing w:before="80" w:after="80"/>
         <w:ind w:left="216"/>
         <w:shd w:fill="F3F4F6" w:val="clear"/>
       </w:pPr>
@@ -2941,7 +2934,7 @@
           <w:rFonts w:ascii="Consolas" w:hAnsi="Consolas"/>
           <w:sz w:val="18"/>
         </w:rPr>
-        <w:t>cd %USERPROFILE%\inventory-segmentor</w:t>
+        <w:t>cd %USERPROFILE%\inventory-samples</w:t>
         <w:br/>
         <w:t>.venv\Scripts\activate</w:t>
       </w:r>
@@ -2981,7 +2974,6 @@
     </w:p>
     <w:p>
       <w:pPr>
-        <w:spacing w:before="80" w:after="80"/>
         <w:ind w:left="216"/>
         <w:shd w:fill="F3F4F6" w:val="clear"/>
       </w:pPr>
@@ -3000,7 +2992,6 @@
     </w:p>
     <w:p>
       <w:pPr>
-        <w:spacing w:before="80" w:after="80"/>
         <w:ind w:left="216"/>
         <w:shd w:fill="F3F4F6" w:val="clear"/>
       </w:pPr>
@@ -3022,7 +3013,6 @@
     </w:p>
     <w:p>
       <w:pPr>
-        <w:spacing w:before="80" w:after="80"/>
         <w:ind w:left="216"/>
         <w:shd w:fill="F3F4F6" w:val="clear"/>
       </w:pPr>
@@ -3041,7 +3031,6 @@
     </w:p>
     <w:p>
       <w:pPr>
-        <w:spacing w:before="80" w:after="80"/>
         <w:ind w:left="216"/>
         <w:shd w:fill="F3F4F6" w:val="clear"/>
       </w:pPr>
@@ -3087,7 +3076,6 @@
     </w:p>
     <w:p>
       <w:pPr>
-        <w:spacing w:before="80" w:after="80"/>
         <w:ind w:left="216"/>
         <w:shd w:fill="F3F4F6" w:val="clear"/>
       </w:pPr>
@@ -3106,7 +3094,6 @@
     </w:p>
     <w:p>
       <w:pPr>
-        <w:spacing w:before="80" w:after="80"/>
         <w:ind w:left="216"/>
         <w:shd w:fill="F3F4F6" w:val="clear"/>
       </w:pPr>
@@ -3125,7 +3112,6 @@
     </w:p>
     <w:p>
       <w:pPr>
-        <w:spacing w:before="80" w:after="80"/>
         <w:ind w:left="216"/>
         <w:shd w:fill="F3F4F6" w:val="clear"/>
       </w:pPr>
@@ -3178,7 +3164,6 @@
     </w:p>
     <w:p>
       <w:pPr>
-        <w:spacing w:before="80" w:after="80"/>
         <w:ind w:left="216"/>
         <w:shd w:fill="F3F4F6" w:val="clear"/>
       </w:pPr>
@@ -3201,7 +3186,6 @@
     </w:p>
     <w:p>
       <w:pPr>
-        <w:spacing w:before="80" w:after="80"/>
         <w:ind w:left="216"/>
         <w:shd w:fill="F3F4F6" w:val="clear"/>
       </w:pPr>
@@ -3379,7 +3363,6 @@
     </w:p>
     <w:p>
       <w:pPr>
-        <w:spacing w:before="80" w:after="80"/>
         <w:ind w:left="216"/>
         <w:shd w:fill="F3F4F6" w:val="clear"/>
       </w:pPr>
@@ -3393,7 +3376,6 @@
     </w:p>
     <w:p>
       <w:pPr>
-        <w:spacing w:before="80" w:after="80"/>
         <w:ind w:left="216"/>
         <w:shd w:fill="F3F4F6" w:val="clear"/>
       </w:pPr>
@@ -3407,7 +3389,6 @@
     </w:p>
     <w:p>
       <w:pPr>
-        <w:spacing w:before="80" w:after="80"/>
         <w:ind w:left="216"/>
         <w:shd w:fill="F3F4F6" w:val="clear"/>
       </w:pPr>
@@ -4035,7 +4016,7 @@
           <w:p>
             <w:r/>
             <w:r>
-              <w:t>Fix the path to the main folder that contains the email subfolders</w:t>
+              <w:t>Fix the path to the parent folder</w:t>
             </w:r>
           </w:p>
         </w:tc>
@@ -4048,7 +4029,7 @@
           <w:p>
             <w:r/>
             <w:r>
-              <w:t>Local: no account subfolders</w:t>
+              <w:t>Local: no subfolders</w:t>
             </w:r>
           </w:p>
         </w:tc>
@@ -4059,9 +4040,6 @@
           <w:p>
             <w:r/>
             <w:r>
-              <w:t xml:space="preserve">Top-level folders under </w:t>
-            </w:r>
-            <w:r>
               <w:rPr>
                 <w:rFonts w:ascii="Consolas" w:hAnsi="Consolas"/>
                 <w:sz w:val="20"/>
@@ -4069,14 +4047,7 @@
               <w:t>--root</w:t>
             </w:r>
             <w:r>
-              <w:t xml:space="preserve"> must be named like </w:t>
-            </w:r>
-            <w:r>
-              <w:rPr>
-                <w:rFonts w:ascii="Consolas" w:hAnsi="Consolas"/>
-                <w:sz w:val="20"/>
-              </w:rPr>
-              <w:t>user@domain.com</w:t>
+              <w:t xml:space="preserve"> must contain at least one subfolder</w:t>
             </w:r>
           </w:p>
         </w:tc>
@@ -4093,7 +4064,6 @@
     </w:p>
     <w:p>
       <w:pPr>
-        <w:spacing w:before="80" w:after="80"/>
         <w:ind w:left="216"/>
         <w:shd w:fill="F3F4F6" w:val="clear"/>
       </w:pPr>
@@ -4102,7 +4072,7 @@
           <w:rFonts w:ascii="Consolas" w:hAnsi="Consolas"/>
           <w:sz w:val="18"/>
         </w:rPr>
-        <w:t># Local dump → Desktop (email-named subfolders)</w:t>
+        <w:t># Local dump → Desktop (every subfolder under --root)</w:t>
         <w:br/>
         <w:t>python tools/build_quality_sample_local.py --root ~/Downloads/company-dump</w:t>
         <w:br/>
